--- a/benchmarks/docx/corpus/numbering/numfmt-decimal-zero.docx
+++ b/benchmarks/docx/corpus/numbering/numfmt-decimal-zero.docx
@@ -52,98 +52,9 @@
 <file path=word/numbering.xml><?xml version="1.0" encoding="utf-8"?>
 <w:numbering xmlns:wpc="http://schemas.microsoft.com/office/word/2010/wordprocessingCanvas" xmlns:cx="http://schemas.microsoft.com/office/drawing/2014/chartex" xmlns:cx1="http://schemas.microsoft.com/office/drawing/2015/9/8/chartex" xmlns:cx2="http://schemas.microsoft.com/office/drawing/2015/10/21/chartex" xmlns:cx3="http://schemas.microsoft.com/office/drawing/2016/5/9/chartex" xmlns:cx4="http://schemas.microsoft.com/office/drawing/2016/5/10/chartex" xmlns:cx5="http://schemas.microsoft.com/office/drawing/2016/5/11/chartex" xmlns:cx6="http://schemas.microsoft.com/office/drawing/2016/5/12/chartex" xmlns:cx7="http://schemas.microsoft.com/office/drawing/2016/5/13/chartex" xmlns:cx8="http://schemas.microsoft.com/office/drawing/2016/5/14/chartex" xmlns:mc="http://schemas.openxmlformats.org/markup-compatibility/2006" xmlns:aink="http://schemas.microsoft.com/office/drawing/2016/ink" xmlns:am3d="http://schemas.microsoft.com/office/drawing/2017/model3d" xmlns:o="urn:schemas-microsoft-com:office:office" xmlns:oel="http://schemas.microsoft.com/office/2019/extlst" xmlns:r="http://schemas.openxmlformats.org/officeDocument/2006/relationships" xmlns:m="http://schemas.openxmlformats.org/officeDocument/2006/math" xmlns:v="urn:schemas-microsoft-com:vml" xmlns:wp14="http://schemas.microsoft.com/office/word/2010/wordprocessingDrawing" xmlns:wp="http://schemas.openxmlformats.org/drawingml/2006/wordprocessingDrawing" xmlns:w10="urn:schemas-microsoft-com:office:word" xmlns:w="http://schemas.openxmlformats.org/wordprocessingml/2006/main" xmlns:w14="http://schemas.microsoft.com/office/word/2010/wordml" xmlns:w15="http://schemas.microsoft.com/office/word/2012/wordml" xmlns:w16cex="http://schemas.microsoft.com/office/word/2018/wordml/cex" xmlns:w16cid="http://schemas.microsoft.com/office/word/2016/wordml/cid" xmlns:w16="http://schemas.microsoft.com/office/word/2018/wordml" xmlns:w16du="http://schemas.microsoft.com/office/word/2023/wordml/word16du" xmlns:w16sdtdh="http://schemas.microsoft.com/office/word/2020/wordml/sdtdatahash" xmlns:w16sdtfl="http://schemas.microsoft.com/office/word/2024/wordml/sdtformatlock" xmlns:w16se="http://schemas.microsoft.com/office/word/2015/wordml/symex" xmlns:wpg="http://schemas.microsoft.com/office/word/2010/wordprocessingGroup" xmlns:wpi="http://schemas.microsoft.com/office/word/2010/wordprocessingInk" xmlns:wne="http://schemas.microsoft.com/office/word/2006/wordml" xmlns:wps="http://schemas.microsoft.com/office/word/2010/wordprocessingShape" mc:Ignorable="w14 w15 w16se w16cid w16 w16cex w16sdtdh w16sdtfl w16du wp14">
   <w:abstractNum w:abstractNumId="0" w15:restartNumberingAfterBreak="0">
-    <w:nsid w:val="64920933"/>
+    <w:nsid w:val="081A7C22"/>
     <w:multiLevelType w:val="multilevel"/>
-    <w:tmpl w:val="0E0AD5CC"/>
-    <w:lvl w:ilvl="0">
-      <w:start w:val="3"/>
-      <w:numFmt w:val="decimalZero"/>
-      <w:lvlText w:val="%1)"/>
-      <w:lvlJc w:val="left"/>
-      <w:pPr>
-        <w:tabs>
-          <w:tab w:val="num" w:pos="720"/>
-        </w:tabs>
-        <w:ind w:left="720" w:hanging="360"/>
-      </w:pPr>
-    </w:lvl>
-    <w:lvl w:ilvl="1">
-      <w:start w:val="1"/>
-      <w:numFmt w:val="lowerLetter"/>
-      <w:lvlText w:val="%2)"/>
-      <w:lvlJc w:val="left"/>
-      <w:pPr>
-        <w:ind w:left="720" w:hanging="360"/>
-      </w:pPr>
-    </w:lvl>
-    <w:lvl w:ilvl="2">
-      <w:start w:val="1"/>
-      <w:numFmt w:val="lowerRoman"/>
-      <w:lvlText w:val="%3)"/>
-      <w:lvlJc w:val="left"/>
-      <w:pPr>
-        <w:ind w:left="1080" w:hanging="360"/>
-      </w:pPr>
-    </w:lvl>
-    <w:lvl w:ilvl="3">
-      <w:start w:val="1"/>
-      <w:numFmt w:val="decimal"/>
-      <w:lvlText w:val="(%4)"/>
-      <w:lvlJc w:val="left"/>
-      <w:pPr>
-        <w:ind w:left="1440" w:hanging="360"/>
-      </w:pPr>
-    </w:lvl>
-    <w:lvl w:ilvl="4">
-      <w:start w:val="1"/>
-      <w:numFmt w:val="lowerLetter"/>
-      <w:lvlText w:val="(%5)"/>
-      <w:lvlJc w:val="left"/>
-      <w:pPr>
-        <w:ind w:left="1800" w:hanging="360"/>
-      </w:pPr>
-    </w:lvl>
-    <w:lvl w:ilvl="5">
-      <w:start w:val="1"/>
-      <w:numFmt w:val="lowerRoman"/>
-      <w:lvlText w:val="(%6)"/>
-      <w:lvlJc w:val="left"/>
-      <w:pPr>
-        <w:ind w:left="2160" w:hanging="360"/>
-      </w:pPr>
-    </w:lvl>
-    <w:lvl w:ilvl="6">
-      <w:start w:val="1"/>
-      <w:numFmt w:val="decimal"/>
-      <w:lvlText w:val="%7."/>
-      <w:lvlJc w:val="left"/>
-      <w:pPr>
-        <w:ind w:left="2520" w:hanging="360"/>
-      </w:pPr>
-    </w:lvl>
-    <w:lvl w:ilvl="7">
-      <w:start w:val="1"/>
-      <w:numFmt w:val="lowerLetter"/>
-      <w:lvlText w:val="%8."/>
-      <w:lvlJc w:val="left"/>
-      <w:pPr>
-        <w:ind w:left="2880" w:hanging="360"/>
-      </w:pPr>
-    </w:lvl>
-    <w:lvl w:ilvl="8">
-      <w:start w:val="1"/>
-      <w:numFmt w:val="lowerRoman"/>
-      <w:lvlText w:val="%9."/>
-      <w:lvlJc w:val="left"/>
-      <w:pPr>
-        <w:ind w:left="3240" w:hanging="360"/>
-      </w:pPr>
-    </w:lvl>
-  </w:abstractNum>
-  <w:abstractNum w:abstractNumId="1" w15:restartNumberingAfterBreak="0">
-    <w:nsid w:val="66E65499"/>
-    <w:multiLevelType w:val="multilevel"/>
-    <w:tmpl w:val="C3BC8492"/>
+    <w:tmpl w:val="4F560952"/>
     <w:lvl w:ilvl="0">
       <w:start w:val="3"/>
       <w:numFmt w:val="decimalZero"/>
@@ -230,11 +141,100 @@
       </w:pPr>
     </w:lvl>
   </w:abstractNum>
-  <w:num w:numId="1" w16cid:durableId="497579818">
+  <w:abstractNum w:abstractNumId="1" w15:restartNumberingAfterBreak="0">
+    <w:nsid w:val="331E49D6"/>
+    <w:multiLevelType w:val="multilevel"/>
+    <w:tmpl w:val="46A23CA8"/>
+    <w:lvl w:ilvl="0">
+      <w:start w:val="3"/>
+      <w:numFmt w:val="decimalZero"/>
+      <w:lvlText w:val="%1)"/>
+      <w:lvlJc w:val="left"/>
+      <w:pPr>
+        <w:tabs>
+          <w:tab w:val="num" w:pos="720"/>
+        </w:tabs>
+        <w:ind w:left="720" w:hanging="360"/>
+      </w:pPr>
+    </w:lvl>
+    <w:lvl w:ilvl="1">
+      <w:start w:val="1"/>
+      <w:numFmt w:val="lowerLetter"/>
+      <w:lvlText w:val="%2)"/>
+      <w:lvlJc w:val="left"/>
+      <w:pPr>
+        <w:ind w:left="720" w:hanging="360"/>
+      </w:pPr>
+    </w:lvl>
+    <w:lvl w:ilvl="2">
+      <w:start w:val="1"/>
+      <w:numFmt w:val="lowerRoman"/>
+      <w:lvlText w:val="%3)"/>
+      <w:lvlJc w:val="left"/>
+      <w:pPr>
+        <w:ind w:left="1080" w:hanging="360"/>
+      </w:pPr>
+    </w:lvl>
+    <w:lvl w:ilvl="3">
+      <w:start w:val="1"/>
+      <w:numFmt w:val="decimal"/>
+      <w:lvlText w:val="(%4)"/>
+      <w:lvlJc w:val="left"/>
+      <w:pPr>
+        <w:ind w:left="1440" w:hanging="360"/>
+      </w:pPr>
+    </w:lvl>
+    <w:lvl w:ilvl="4">
+      <w:start w:val="1"/>
+      <w:numFmt w:val="lowerLetter"/>
+      <w:lvlText w:val="(%5)"/>
+      <w:lvlJc w:val="left"/>
+      <w:pPr>
+        <w:ind w:left="1800" w:hanging="360"/>
+      </w:pPr>
+    </w:lvl>
+    <w:lvl w:ilvl="5">
+      <w:start w:val="1"/>
+      <w:numFmt w:val="lowerRoman"/>
+      <w:lvlText w:val="(%6)"/>
+      <w:lvlJc w:val="left"/>
+      <w:pPr>
+        <w:ind w:left="2160" w:hanging="360"/>
+      </w:pPr>
+    </w:lvl>
+    <w:lvl w:ilvl="6">
+      <w:start w:val="1"/>
+      <w:numFmt w:val="decimal"/>
+      <w:lvlText w:val="%7."/>
+      <w:lvlJc w:val="left"/>
+      <w:pPr>
+        <w:ind w:left="2520" w:hanging="360"/>
+      </w:pPr>
+    </w:lvl>
+    <w:lvl w:ilvl="7">
+      <w:start w:val="1"/>
+      <w:numFmt w:val="lowerLetter"/>
+      <w:lvlText w:val="%8."/>
+      <w:lvlJc w:val="left"/>
+      <w:pPr>
+        <w:ind w:left="2880" w:hanging="360"/>
+      </w:pPr>
+    </w:lvl>
+    <w:lvl w:ilvl="8">
+      <w:start w:val="1"/>
+      <w:numFmt w:val="lowerRoman"/>
+      <w:lvlText w:val="%9."/>
+      <w:lvlJc w:val="left"/>
+      <w:pPr>
+        <w:ind w:left="3240" w:hanging="360"/>
+      </w:pPr>
+    </w:lvl>
+  </w:abstractNum>
+  <w:num w:numId="1" w16cid:durableId="2029866153">
+    <w:abstractNumId w:val="1"/>
+  </w:num>
+  <w:num w:numId="2" w16cid:durableId="2018534476">
     <w:abstractNumId w:val="0"/>
-  </w:num>
-  <w:num w:numId="2" w16cid:durableId="751660802">
-    <w:abstractNumId w:val="1"/>
   </w:num>
 </w:numbering>
 </file>
@@ -647,7 +647,7 @@
     <w:link w:val="Heading1Char"/>
     <w:uiPriority w:val="9"/>
     <w:qFormat/>
-    <w:rsid w:val="00716276"/>
+    <w:rsid w:val="00666545"/>
     <w:pPr>
       <w:keepNext/>
       <w:keepLines/>
@@ -670,7 +670,7 @@
     <w:semiHidden/>
     <w:unhideWhenUsed/>
     <w:qFormat/>
-    <w:rsid w:val="00716276"/>
+    <w:rsid w:val="00666545"/>
     <w:pPr>
       <w:keepNext/>
       <w:keepLines/>
@@ -693,7 +693,7 @@
     <w:semiHidden/>
     <w:unhideWhenUsed/>
     <w:qFormat/>
-    <w:rsid w:val="00716276"/>
+    <w:rsid w:val="00666545"/>
     <w:pPr>
       <w:keepNext/>
       <w:keepLines/>
@@ -716,7 +716,7 @@
     <w:semiHidden/>
     <w:unhideWhenUsed/>
     <w:qFormat/>
-    <w:rsid w:val="00716276"/>
+    <w:rsid w:val="00666545"/>
     <w:pPr>
       <w:keepNext/>
       <w:keepLines/>
@@ -739,7 +739,7 @@
     <w:semiHidden/>
     <w:unhideWhenUsed/>
     <w:qFormat/>
-    <w:rsid w:val="00716276"/>
+    <w:rsid w:val="00666545"/>
     <w:pPr>
       <w:keepNext/>
       <w:keepLines/>
@@ -760,7 +760,7 @@
     <w:semiHidden/>
     <w:unhideWhenUsed/>
     <w:qFormat/>
-    <w:rsid w:val="00716276"/>
+    <w:rsid w:val="00666545"/>
     <w:pPr>
       <w:keepNext/>
       <w:keepLines/>
@@ -783,7 +783,7 @@
     <w:semiHidden/>
     <w:unhideWhenUsed/>
     <w:qFormat/>
-    <w:rsid w:val="00716276"/>
+    <w:rsid w:val="00666545"/>
     <w:pPr>
       <w:keepNext/>
       <w:keepLines/>
@@ -804,7 +804,7 @@
     <w:semiHidden/>
     <w:unhideWhenUsed/>
     <w:qFormat/>
-    <w:rsid w:val="00716276"/>
+    <w:rsid w:val="00666545"/>
     <w:pPr>
       <w:keepNext/>
       <w:keepLines/>
@@ -827,7 +827,7 @@
     <w:semiHidden/>
     <w:unhideWhenUsed/>
     <w:qFormat/>
-    <w:rsid w:val="00716276"/>
+    <w:rsid w:val="00666545"/>
     <w:pPr>
       <w:keepNext/>
       <w:keepLines/>
@@ -871,7 +871,7 @@
     <w:basedOn w:val="DefaultParagraphFont"/>
     <w:link w:val="Heading1"/>
     <w:uiPriority w:val="9"/>
-    <w:rsid w:val="00716276"/>
+    <w:rsid w:val="00666545"/>
     <w:rPr>
       <w:rFonts w:asciiTheme="majorHAnsi" w:eastAsiaTheme="majorEastAsia" w:hAnsiTheme="majorHAnsi" w:cstheme="majorBidi"/>
       <w:color w:val="2F5496" w:themeColor="accent1" w:themeShade="BF"/>
@@ -885,7 +885,7 @@
     <w:link w:val="Heading2"/>
     <w:uiPriority w:val="9"/>
     <w:semiHidden/>
-    <w:rsid w:val="00716276"/>
+    <w:rsid w:val="00666545"/>
     <w:rPr>
       <w:rFonts w:asciiTheme="majorHAnsi" w:eastAsiaTheme="majorEastAsia" w:hAnsiTheme="majorHAnsi" w:cstheme="majorBidi"/>
       <w:color w:val="2F5496" w:themeColor="accent1" w:themeShade="BF"/>
@@ -899,7 +899,7 @@
     <w:link w:val="Heading3"/>
     <w:uiPriority w:val="9"/>
     <w:semiHidden/>
-    <w:rsid w:val="00716276"/>
+    <w:rsid w:val="00666545"/>
     <w:rPr>
       <w:rFonts w:eastAsiaTheme="majorEastAsia" w:cstheme="majorBidi"/>
       <w:color w:val="2F5496" w:themeColor="accent1" w:themeShade="BF"/>
@@ -913,7 +913,7 @@
     <w:link w:val="Heading4"/>
     <w:uiPriority w:val="9"/>
     <w:semiHidden/>
-    <w:rsid w:val="00716276"/>
+    <w:rsid w:val="00666545"/>
     <w:rPr>
       <w:rFonts w:eastAsiaTheme="majorEastAsia" w:cstheme="majorBidi"/>
       <w:i/>
@@ -927,7 +927,7 @@
     <w:link w:val="Heading5"/>
     <w:uiPriority w:val="9"/>
     <w:semiHidden/>
-    <w:rsid w:val="00716276"/>
+    <w:rsid w:val="00666545"/>
     <w:rPr>
       <w:rFonts w:eastAsiaTheme="majorEastAsia" w:cstheme="majorBidi"/>
       <w:color w:val="2F5496" w:themeColor="accent1" w:themeShade="BF"/>
@@ -939,7 +939,7 @@
     <w:link w:val="Heading6"/>
     <w:uiPriority w:val="9"/>
     <w:semiHidden/>
-    <w:rsid w:val="00716276"/>
+    <w:rsid w:val="00666545"/>
     <w:rPr>
       <w:rFonts w:eastAsiaTheme="majorEastAsia" w:cstheme="majorBidi"/>
       <w:i/>
@@ -953,7 +953,7 @@
     <w:link w:val="Heading7"/>
     <w:uiPriority w:val="9"/>
     <w:semiHidden/>
-    <w:rsid w:val="00716276"/>
+    <w:rsid w:val="00666545"/>
     <w:rPr>
       <w:rFonts w:eastAsiaTheme="majorEastAsia" w:cstheme="majorBidi"/>
       <w:color w:val="595959" w:themeColor="text1" w:themeTint="A6"/>
@@ -965,7 +965,7 @@
     <w:link w:val="Heading8"/>
     <w:uiPriority w:val="9"/>
     <w:semiHidden/>
-    <w:rsid w:val="00716276"/>
+    <w:rsid w:val="00666545"/>
     <w:rPr>
       <w:rFonts w:eastAsiaTheme="majorEastAsia" w:cstheme="majorBidi"/>
       <w:i/>
@@ -979,7 +979,7 @@
     <w:link w:val="Heading9"/>
     <w:uiPriority w:val="9"/>
     <w:semiHidden/>
-    <w:rsid w:val="00716276"/>
+    <w:rsid w:val="00666545"/>
     <w:rPr>
       <w:rFonts w:eastAsiaTheme="majorEastAsia" w:cstheme="majorBidi"/>
       <w:color w:val="272727" w:themeColor="text1" w:themeTint="D8"/>
@@ -992,7 +992,7 @@
     <w:link w:val="TitleChar"/>
     <w:uiPriority w:val="10"/>
     <w:qFormat/>
-    <w:rsid w:val="00716276"/>
+    <w:rsid w:val="00666545"/>
     <w:pPr>
       <w:spacing w:after="80" w:line="240" w:lineRule="auto"/>
       <w:contextualSpacing/>
@@ -1010,7 +1010,7 @@
     <w:basedOn w:val="DefaultParagraphFont"/>
     <w:link w:val="Title"/>
     <w:uiPriority w:val="10"/>
-    <w:rsid w:val="00716276"/>
+    <w:rsid w:val="00666545"/>
     <w:rPr>
       <w:rFonts w:asciiTheme="majorHAnsi" w:eastAsiaTheme="majorEastAsia" w:hAnsiTheme="majorHAnsi" w:cstheme="majorBidi"/>
       <w:spacing w:val="-10"/>
@@ -1026,7 +1026,7 @@
     <w:link w:val="SubtitleChar"/>
     <w:uiPriority w:val="11"/>
     <w:qFormat/>
-    <w:rsid w:val="00716276"/>
+    <w:rsid w:val="00666545"/>
     <w:pPr>
       <w:numPr>
         <w:ilvl w:val="1"/>
@@ -1045,7 +1045,7 @@
     <w:basedOn w:val="DefaultParagraphFont"/>
     <w:link w:val="Subtitle"/>
     <w:uiPriority w:val="11"/>
-    <w:rsid w:val="00716276"/>
+    <w:rsid w:val="00666545"/>
     <w:rPr>
       <w:rFonts w:eastAsiaTheme="majorEastAsia" w:cstheme="majorBidi"/>
       <w:color w:val="595959" w:themeColor="text1" w:themeTint="A6"/>
@@ -1061,7 +1061,7 @@
     <w:link w:val="QuoteChar"/>
     <w:uiPriority w:val="29"/>
     <w:qFormat/>
-    <w:rsid w:val="00716276"/>
+    <w:rsid w:val="00666545"/>
     <w:pPr>
       <w:spacing w:before="160"/>
       <w:jc w:val="center"/>
@@ -1077,7 +1077,7 @@
     <w:basedOn w:val="DefaultParagraphFont"/>
     <w:link w:val="Quote"/>
     <w:uiPriority w:val="29"/>
-    <w:rsid w:val="00716276"/>
+    <w:rsid w:val="00666545"/>
     <w:rPr>
       <w:i/>
       <w:iCs/>
@@ -1089,7 +1089,7 @@
     <w:basedOn w:val="Normal"/>
     <w:uiPriority w:val="34"/>
     <w:qFormat/>
-    <w:rsid w:val="00716276"/>
+    <w:rsid w:val="00666545"/>
     <w:pPr>
       <w:ind w:left="720"/>
       <w:contextualSpacing/>
@@ -1100,7 +1100,7 @@
     <w:basedOn w:val="DefaultParagraphFont"/>
     <w:uiPriority w:val="21"/>
     <w:qFormat/>
-    <w:rsid w:val="00716276"/>
+    <w:rsid w:val="00666545"/>
     <w:rPr>
       <w:i/>
       <w:iCs/>
@@ -1114,7 +1114,7 @@
     <w:link w:val="IntenseQuoteChar"/>
     <w:uiPriority w:val="30"/>
     <w:qFormat/>
-    <w:rsid w:val="00716276"/>
+    <w:rsid w:val="00666545"/>
     <w:pPr>
       <w:pBdr>
         <w:top w:val="single" w:sz="4" w:space="10" w:color="2F5496" w:themeColor="accent1" w:themeShade="BF"/>
@@ -1135,7 +1135,7 @@
     <w:basedOn w:val="DefaultParagraphFont"/>
     <w:link w:val="IntenseQuote"/>
     <w:uiPriority w:val="30"/>
-    <w:rsid w:val="00716276"/>
+    <w:rsid w:val="00666545"/>
     <w:rPr>
       <w:i/>
       <w:iCs/>
@@ -1147,7 +1147,7 @@
     <w:basedOn w:val="DefaultParagraphFont"/>
     <w:uiPriority w:val="32"/>
     <w:qFormat/>
-    <w:rsid w:val="00716276"/>
+    <w:rsid w:val="00666545"/>
     <w:rPr>
       <w:b/>
       <w:bCs/>
@@ -1160,7 +1160,7 @@
     <w:name w:val="ZeroList"/>
     <w:basedOn w:val="ListParagraph"/>
     <w:link w:val="ZeroListChar"/>
-    <w:rsid w:val="00716276"/>
+    <w:rsid w:val="00666545"/>
     <w:pPr>
       <w:numPr>
         <w:numId w:val="2"/>
@@ -1171,7 +1171,7 @@
     <w:name w:val="ZeroList Char"/>
     <w:basedOn w:val="DefaultParagraphFont"/>
     <w:link w:val="ZeroList"/>
-    <w:rsid w:val="00716276"/>
+    <w:rsid w:val="00666545"/>
   </w:style>
 </w:styles>
 </file>
